--- a/Documento de Requisitos de Software.docx
+++ b/Documento de Requisitos de Software.docx
@@ -394,7 +394,7 @@
           <w:sz w:val="28"/>
           <w:szCs w:val="28"/>
         </w:rPr>
-        <w:t>5</w:t>
+        <w:t>6</w:t>
       </w:r>
       <w:r>
         <w:rPr>
@@ -441,7 +441,7 @@
           <w:sz w:val="28"/>
         </w:rPr>
         <w:lastRenderedPageBreak/>
-        <w:t xml:space="preserve">Fabrício Alves de Souza, </w:t>
+        <w:t>Jhonatan Marcelino de Jesus,</w:t>
       </w:r>
       <w:r>
         <w:rPr>
@@ -449,7 +449,7 @@
           <w:b/>
           <w:sz w:val="28"/>
         </w:rPr>
-        <w:t>Jhonatan Marcelino de Jesus,</w:t>
+        <w:t xml:space="preserve"> </w:t>
       </w:r>
       <w:r>
         <w:rPr>
@@ -457,7 +457,7 @@
           <w:b/>
           <w:sz w:val="28"/>
         </w:rPr>
-        <w:t xml:space="preserve"> </w:t>
+        <w:t>Kieran Santos Corrêa,</w:t>
       </w:r>
       <w:r>
         <w:rPr>
@@ -465,7 +465,33 @@
           <w:b/>
           <w:sz w:val="28"/>
         </w:rPr>
-        <w:t xml:space="preserve">Kieran Santos Corrêa, </w:t>
+        <w:t xml:space="preserve"> Leonardo Roque </w:t>
+      </w:r>
+      <w:proofErr w:type="spellStart"/>
+      <w:r>
+        <w:rPr>
+          <w:rFonts w:cs="Arial"/>
+          <w:b/>
+          <w:sz w:val="28"/>
+        </w:rPr>
+        <w:t>Delandrea</w:t>
+      </w:r>
+      <w:proofErr w:type="spellEnd"/>
+      <w:r>
+        <w:rPr>
+          <w:rFonts w:cs="Arial"/>
+          <w:b/>
+          <w:sz w:val="28"/>
+        </w:rPr>
+        <w:t>,</w:t>
+      </w:r>
+      <w:r>
+        <w:rPr>
+          <w:rFonts w:cs="Arial"/>
+          <w:b/>
+          <w:sz w:val="28"/>
+        </w:rPr>
+        <w:t xml:space="preserve"> </w:t>
       </w:r>
       <w:r>
         <w:rPr>
@@ -798,7 +824,7 @@
           <w:sz w:val="28"/>
           <w:szCs w:val="28"/>
         </w:rPr>
-        <w:t>5</w:t>
+        <w:t>6</w:t>
       </w:r>
       <w:r>
         <w:rPr>
@@ -27674,7 +27700,7 @@
         </w:rPr>
         <w:lastRenderedPageBreak/>
         <w:drawing>
-          <wp:inline distT="0" distB="0" distL="0" distR="0" wp14:anchorId="6821E72D" wp14:editId="2BBD6B6E">
+          <wp:inline distT="0" distB="0" distL="0" distR="0" wp14:anchorId="6821E72D" wp14:editId="7225A5DF">
             <wp:extent cx="3139863" cy="7676357"/>
             <wp:effectExtent l="0" t="0" r="3810" b="1270"/>
             <wp:docPr id="799813937" name="Imagem 1"/>
@@ -27907,7 +27933,7 @@
           <w:noProof/>
         </w:rPr>
         <w:drawing>
-          <wp:inline distT="0" distB="0" distL="0" distR="0" wp14:anchorId="03CEEB10" wp14:editId="03E96467">
+          <wp:inline distT="0" distB="0" distL="0" distR="0" wp14:anchorId="03CEEB10" wp14:editId="316B082E">
             <wp:extent cx="5476875" cy="1866900"/>
             <wp:effectExtent l="0" t="0" r="9525" b="9525"/>
             <wp:docPr id="1999389962" name="Imagem 2"/>
@@ -36607,10 +36633,6 @@
 </file>
 
 <file path=customXml/item1.xml><?xml version="1.0" encoding="utf-8"?>
-<b:Sources xmlns:b="http://schemas.openxmlformats.org/officeDocument/2006/bibliography" xmlns="http://schemas.openxmlformats.org/officeDocument/2006/bibliography" SelectedStyle="\APA.XSL" StyleName="APA"/>
-</file>
-
-<file path=customXml/item2.xml><?xml version="1.0" encoding="utf-8"?>
 <p:properties xmlns:p="http://schemas.microsoft.com/office/2006/metadata/properties" xmlns:xsi="http://www.w3.org/2001/XMLSchema-instance" xmlns:pc="http://schemas.microsoft.com/office/infopath/2007/PartnerControls">
   <documentManagement>
     <TaxCatchAll xmlns="a4dace15-48bf-45d2-9fd8-484a8e8dd001" xsi:nil="true"/>
@@ -36622,7 +36644,20 @@
 </p:properties>
 </file>
 
+<file path=customXml/item2.xml><?xml version="1.0" encoding="utf-8"?>
+<b:Sources xmlns:b="http://schemas.openxmlformats.org/officeDocument/2006/bibliography" xmlns="http://schemas.openxmlformats.org/officeDocument/2006/bibliography" SelectedStyle="\APA.XSL" StyleName="APA"/>
+</file>
+
 <file path=customXml/item3.xml><?xml version="1.0" encoding="utf-8"?>
+<?mso-contentType ?>
+<FormTemplates xmlns="http://schemas.microsoft.com/sharepoint/v3/contenttype/forms">
+  <Display>DocumentLibraryForm</Display>
+  <Edit>DocumentLibraryForm</Edit>
+  <New>DocumentLibraryForm</New>
+</FormTemplates>
+</file>
+
+<file path=customXml/item4.xml><?xml version="1.0" encoding="utf-8"?>
 <ct:contentTypeSchema xmlns:ct="http://schemas.microsoft.com/office/2006/metadata/contentType" xmlns:ma="http://schemas.microsoft.com/office/2006/metadata/properties/metaAttributes" ct:_="" ma:_="" ma:contentTypeName="Documento" ma:contentTypeID="0x0101002A0C556FD797684D8239BB11C2132A25" ma:contentTypeVersion="12" ma:contentTypeDescription="Crie um novo documento." ma:contentTypeScope="" ma:versionID="4117e147ca7ca8ef6c9a63e70046d0ad">
   <xsd:schema xmlns:xsd="http://www.w3.org/2001/XMLSchema" xmlns:xs="http://www.w3.org/2001/XMLSchema" xmlns:p="http://schemas.microsoft.com/office/2006/metadata/properties" xmlns:ns2="56e78b29-03fb-47f5-b558-0510c80942da" xmlns:ns3="a4dace15-48bf-45d2-9fd8-484a8e8dd001" targetNamespace="http://schemas.microsoft.com/office/2006/metadata/properties" ma:root="true" ma:fieldsID="fd3a11f1c9a070f06ab33b47ad6d2067" ns2:_="" ns3:_="">
     <xsd:import namespace="56e78b29-03fb-47f5-b558-0510c80942da"/>
@@ -36823,24 +36858,7 @@
 </ct:contentTypeSchema>
 </file>
 
-<file path=customXml/item4.xml><?xml version="1.0" encoding="utf-8"?>
-<?mso-contentType ?>
-<FormTemplates xmlns="http://schemas.microsoft.com/sharepoint/v3/contenttype/forms">
-  <Display>DocumentLibraryForm</Display>
-  <Edit>DocumentLibraryForm</Edit>
-  <New>DocumentLibraryForm</New>
-</FormTemplates>
-</file>
-
 <file path=customXml/itemProps1.xml><?xml version="1.0" encoding="utf-8"?>
-<ds:datastoreItem xmlns:ds="http://schemas.openxmlformats.org/officeDocument/2006/customXml" ds:itemID="{102BC4E9-A332-4261-A7F6-17F2DA80CB38}">
-  <ds:schemaRefs>
-    <ds:schemaRef ds:uri="http://schemas.openxmlformats.org/officeDocument/2006/bibliography"/>
-  </ds:schemaRefs>
-</ds:datastoreItem>
-</file>
-
-<file path=customXml/itemProps2.xml><?xml version="1.0" encoding="utf-8"?>
 <ds:datastoreItem xmlns:ds="http://schemas.openxmlformats.org/officeDocument/2006/customXml" ds:itemID="{0FB482D0-C62D-40F8-A30D-80102D84D1F8}">
   <ds:schemaRefs>
     <ds:schemaRef ds:uri="http://schemas.microsoft.com/office/2006/metadata/properties"/>
@@ -36851,7 +36869,23 @@
 </ds:datastoreItem>
 </file>
 
+<file path=customXml/itemProps2.xml><?xml version="1.0" encoding="utf-8"?>
+<ds:datastoreItem xmlns:ds="http://schemas.openxmlformats.org/officeDocument/2006/customXml" ds:itemID="{102BC4E9-A332-4261-A7F6-17F2DA80CB38}">
+  <ds:schemaRefs>
+    <ds:schemaRef ds:uri="http://schemas.openxmlformats.org/officeDocument/2006/bibliography"/>
+  </ds:schemaRefs>
+</ds:datastoreItem>
+</file>
+
 <file path=customXml/itemProps3.xml><?xml version="1.0" encoding="utf-8"?>
+<ds:datastoreItem xmlns:ds="http://schemas.openxmlformats.org/officeDocument/2006/customXml" ds:itemID="{CF1FD0AD-7A56-4031-B24D-376004EB8526}">
+  <ds:schemaRefs>
+    <ds:schemaRef ds:uri="http://schemas.microsoft.com/sharepoint/v3/contenttype/forms"/>
+  </ds:schemaRefs>
+</ds:datastoreItem>
+</file>
+
+<file path=customXml/itemProps4.xml><?xml version="1.0" encoding="utf-8"?>
 <ds:datastoreItem xmlns:ds="http://schemas.openxmlformats.org/officeDocument/2006/customXml" ds:itemID="{51E0FB1D-84BA-4760-817D-170AD785BFD3}">
   <ds:schemaRefs>
     <ds:schemaRef ds:uri="http://schemas.microsoft.com/office/2006/metadata/contentType"/>
@@ -36868,12 +36902,4 @@
     <ds:schemaRef ds:uri="http://schemas.microsoft.com/internal/obd"/>
   </ds:schemaRefs>
 </ds:datastoreItem>
-</file>
-
-<file path=customXml/itemProps4.xml><?xml version="1.0" encoding="utf-8"?>
-<ds:datastoreItem xmlns:ds="http://schemas.openxmlformats.org/officeDocument/2006/customXml" ds:itemID="{CF1FD0AD-7A56-4031-B24D-376004EB8526}">
-  <ds:schemaRefs>
-    <ds:schemaRef ds:uri="http://schemas.microsoft.com/sharepoint/v3/contenttype/forms"/>
-  </ds:schemaRefs>
-</ds:datastoreItem>
 </file>